--- a/course_info/Hello.docx
+++ b/course_info/Hello.docx
@@ -1,6 +1,6 @@
 
 <file path=word/document.xml><?xml version="1.0" encoding="utf-8"?>
-<w:document xmlns:wpc="http://schemas.microsoft.com/office/word/2010/wordprocessingCanvas" xmlns:cx="http://schemas.microsoft.com/office/drawing/2014/chartex" xmlns:cx1="http://schemas.microsoft.com/office/drawing/2015/9/8/chartex" xmlns:cx2="http://schemas.microsoft.com/office/drawing/2015/10/21/chartex" xmlns:cx3="http://schemas.microsoft.com/office/drawing/2016/5/9/chartex" xmlns:cx4="http://schemas.microsoft.com/office/drawing/2016/5/10/chartex" xmlns:cx5="http://schemas.microsoft.com/office/drawing/2016/5/11/chartex" xmlns:cx6="http://schemas.microsoft.com/office/drawing/2016/5/12/chartex" xmlns:cx7="http://schemas.microsoft.com/office/drawing/2016/5/13/chartex" xmlns:cx8="http://schemas.microsoft.com/office/drawing/2016/5/14/chartex" xmlns:mc="http://schemas.openxmlformats.org/markup-compatibility/2006" xmlns:aink="http://schemas.microsoft.com/office/drawing/2016/ink" xmlns:am3d="http://schemas.microsoft.com/office/drawing/2017/model3d" xmlns:o="urn:schemas-microsoft-com:office:office" xmlns:oel="http://schemas.microsoft.com/office/2019/extlst" xmlns:r="http://schemas.openxmlformats.org/officeDocument/2006/relationships" xmlns:m="http://schemas.openxmlformats.org/officeDocument/2006/math" xmlns:v="urn:schemas-microsoft-com:vml" xmlns:wp14="http://schemas.microsoft.com/office/word/2010/wordprocessingDrawing" xmlns:wp="http://schemas.openxmlformats.org/drawingml/2006/wordprocessingDrawing" xmlns:w10="urn:schemas-microsoft-com:office:word" xmlns:w="http://schemas.openxmlformats.org/wordprocessingml/2006/main" xmlns:w14="http://schemas.microsoft.com/office/word/2010/wordml" xmlns:w15="http://schemas.microsoft.com/office/word/2012/wordml" xmlns:w16cex="http://schemas.microsoft.com/office/word/2018/wordml/cex" xmlns:w16cid="http://schemas.microsoft.com/office/word/2016/wordml/cid" xmlns:w16="http://schemas.microsoft.com/office/word/2018/wordml" xmlns:w16sdtdh="http://schemas.microsoft.com/office/word/2020/wordml/sdtdatahash" xmlns:w16se="http://schemas.microsoft.com/office/word/2015/wordml/symex" xmlns:wpg="http://schemas.microsoft.com/office/word/2010/wordprocessingGroup" xmlns:wpi="http://schemas.microsoft.com/office/word/2010/wordprocessingInk" xmlns:wne="http://schemas.microsoft.com/office/word/2006/wordml" xmlns:wps="http://schemas.microsoft.com/office/word/2010/wordprocessingShape" mc:Ignorable="w14 w15 w16se w16cid w16 w16cex w16sdtdh wp14">
+<w:document xmlns:wpc="http://schemas.microsoft.com/office/word/2010/wordprocessingCanvas" xmlns:cx="http://schemas.microsoft.com/office/drawing/2014/chartex" xmlns:cx1="http://schemas.microsoft.com/office/drawing/2015/9/8/chartex" xmlns:cx2="http://schemas.microsoft.com/office/drawing/2015/10/21/chartex" xmlns:cx3="http://schemas.microsoft.com/office/drawing/2016/5/9/chartex" xmlns:cx4="http://schemas.microsoft.com/office/drawing/2016/5/10/chartex" xmlns:cx5="http://schemas.microsoft.com/office/drawing/2016/5/11/chartex" xmlns:cx6="http://schemas.microsoft.com/office/drawing/2016/5/12/chartex" xmlns:cx7="http://schemas.microsoft.com/office/drawing/2016/5/13/chartex" xmlns:cx8="http://schemas.microsoft.com/office/drawing/2016/5/14/chartex" xmlns:mc="http://schemas.openxmlformats.org/markup-compatibility/2006" xmlns:aink="http://schemas.microsoft.com/office/drawing/2016/ink" xmlns:am3d="http://schemas.microsoft.com/office/drawing/2017/model3d" xmlns:o="urn:schemas-microsoft-com:office:office" xmlns:oel="http://schemas.microsoft.com/office/2019/extlst" xmlns:r="http://schemas.openxmlformats.org/officeDocument/2006/relationships" xmlns:m="http://schemas.openxmlformats.org/officeDocument/2006/math" xmlns:v="urn:schemas-microsoft-com:vml" xmlns:wp14="http://schemas.microsoft.com/office/word/2010/wordprocessingDrawing" xmlns:wp="http://schemas.openxmlformats.org/drawingml/2006/wordprocessingDrawing" xmlns:w10="urn:schemas-microsoft-com:office:word" xmlns:w="http://schemas.openxmlformats.org/wordprocessingml/2006/main" xmlns:w14="http://schemas.microsoft.com/office/word/2010/wordml" xmlns:w15="http://schemas.microsoft.com/office/word/2012/wordml" xmlns:w16cex="http://schemas.microsoft.com/office/word/2018/wordml/cex" xmlns:w16cid="http://schemas.microsoft.com/office/word/2016/wordml/cid" xmlns:w16="http://schemas.microsoft.com/office/word/2018/wordml" xmlns:w16du="http://schemas.microsoft.com/office/word/2023/wordml/word16du" xmlns:w16sdtdh="http://schemas.microsoft.com/office/word/2020/wordml/sdtdatahash" xmlns:w16sdtfl="http://schemas.microsoft.com/office/word/2024/wordml/sdtformatlock" xmlns:w16se="http://schemas.microsoft.com/office/word/2015/wordml/symex" xmlns:wpg="http://schemas.microsoft.com/office/word/2010/wordprocessingGroup" xmlns:wpi="http://schemas.microsoft.com/office/word/2010/wordprocessingInk" xmlns:wne="http://schemas.microsoft.com/office/word/2006/wordml" xmlns:wps="http://schemas.microsoft.com/office/word/2010/wordprocessingShape" mc:Ignorable="w14 w15 w16se w16cid w16 w16cex w16sdtdh w16sdtfl w16du wp14">
   <w:body>
     <w:p>
       <w:pPr>
@@ -47,18 +47,7 @@
           <w:szCs w:val="23"/>
           <w14:ligatures w14:val="none"/>
         </w:rPr>
-        <w:t>Welcome to</w:t>
-      </w:r>
-      <w:r>
-        <w:rPr>
-          <w:rFonts w:ascii="Segoe UI" w:eastAsia="Times New Roman" w:hAnsi="Segoe UI" w:cs="Segoe UI"/>
-          <w:color w:val="495057"/>
-          <w:kern w:val="0"/>
-          <w:sz w:val="23"/>
-          <w:szCs w:val="23"/>
-          <w14:ligatures w14:val="none"/>
-        </w:rPr>
-        <w:t xml:space="preserve"> your RAM155 course starting next week. While </w:t>
+        <w:t xml:space="preserve">Welcome to your RAM155 course starting next week. While many courses at NMC have returned to in-place instruction, there was </w:t>
       </w:r>
       <w:proofErr w:type="gramStart"/>
       <w:r>
@@ -70,7 +59,7 @@
           <w:szCs w:val="23"/>
           <w14:ligatures w14:val="none"/>
         </w:rPr>
-        <w:t>many</w:t>
+        <w:t>an early decision</w:t>
       </w:r>
       <w:proofErr w:type="gramEnd"/>
       <w:r>
@@ -82,7 +71,7 @@
           <w:szCs w:val="23"/>
           <w14:ligatures w14:val="none"/>
         </w:rPr>
-        <w:t xml:space="preserve"> courses at NMC have returned to in-place instruction, there was an early decision to keep this course in a livestream online format.</w:t>
+        <w:t xml:space="preserve"> to keep this course in a livestream online format.</w:t>
       </w:r>
     </w:p>
     <w:p>
@@ -106,7 +95,7 @@
           <w:szCs w:val="23"/>
           <w14:ligatures w14:val="none"/>
         </w:rPr>
-        <w:t xml:space="preserve">I am sending this email so that you know specifics of this NMC class and what to expect. </w:t>
+        <w:t xml:space="preserve">I am sending this email so that you know specifics of this NMC class and what to expect. I’ve provided </w:t>
       </w:r>
       <w:proofErr w:type="gramStart"/>
       <w:r>
@@ -118,7 +107,7 @@
           <w:szCs w:val="23"/>
           <w14:ligatures w14:val="none"/>
         </w:rPr>
-        <w:t>I’ve</w:t>
+        <w:t>a lot of</w:t>
       </w:r>
       <w:proofErr w:type="gramEnd"/>
       <w:r>
@@ -130,29 +119,7 @@
           <w:szCs w:val="23"/>
           <w14:ligatures w14:val="none"/>
         </w:rPr>
-        <w:t xml:space="preserve"> provided a lot of </w:t>
-      </w:r>
-      <w:r>
-        <w:rPr>
-          <w:rFonts w:ascii="Segoe UI" w:eastAsia="Times New Roman" w:hAnsi="Segoe UI" w:cs="Segoe UI"/>
-          <w:color w:val="495057"/>
-          <w:kern w:val="0"/>
-          <w:sz w:val="23"/>
-          <w:szCs w:val="23"/>
-          <w14:ligatures w14:val="none"/>
-        </w:rPr>
-        <w:t>details</w:t>
-      </w:r>
-      <w:r>
-        <w:rPr>
-          <w:rFonts w:ascii="Segoe UI" w:eastAsia="Times New Roman" w:hAnsi="Segoe UI" w:cs="Segoe UI"/>
-          <w:color w:val="495057"/>
-          <w:kern w:val="0"/>
-          <w:sz w:val="23"/>
-          <w:szCs w:val="23"/>
-          <w14:ligatures w14:val="none"/>
-        </w:rPr>
-        <w:t xml:space="preserve"> below, and we will be reviewing all the first day of class, but here are the most important points.</w:t>
+        <w:t xml:space="preserve"> details below, and we will be reviewing all the first day of class, but here are the most important points.</w:t>
       </w:r>
     </w:p>
     <w:p>
@@ -208,31 +175,7 @@
           <w:szCs w:val="23"/>
           <w14:ligatures w14:val="none"/>
         </w:rPr>
-        <w:t xml:space="preserve">This is a livestream class meaning that attendance </w:t>
-      </w:r>
-      <w:proofErr w:type="gramStart"/>
-      <w:r>
-        <w:rPr>
-          <w:rFonts w:ascii="Segoe UI" w:eastAsia="Times New Roman" w:hAnsi="Segoe UI" w:cs="Segoe UI"/>
-          <w:color w:val="495057"/>
-          <w:kern w:val="0"/>
-          <w:sz w:val="23"/>
-          <w:szCs w:val="23"/>
-          <w14:ligatures w14:val="none"/>
-        </w:rPr>
-        <w:t>is required</w:t>
-      </w:r>
-      <w:proofErr w:type="gramEnd"/>
-      <w:r>
-        <w:rPr>
-          <w:rFonts w:ascii="Segoe UI" w:eastAsia="Times New Roman" w:hAnsi="Segoe UI" w:cs="Segoe UI"/>
-          <w:color w:val="495057"/>
-          <w:kern w:val="0"/>
-          <w:sz w:val="23"/>
-          <w:szCs w:val="23"/>
-          <w14:ligatures w14:val="none"/>
-        </w:rPr>
-        <w:t>. We will interact as a virtual team using the Zoom video conferencing tool. You will see the link to connect at the top of the course Moodle page.</w:t>
+        <w:t>This is a livestream class meaning that attendance is required. We will interact as a virtual team using the Zoom video conferencing tool. You will see the link to connect at the top of the course Moodle page.</w:t>
       </w:r>
     </w:p>
     <w:p>
@@ -430,55 +373,29 @@
           <w:szCs w:val="23"/>
           <w14:ligatures w14:val="none"/>
         </w:rPr>
-        <w:t xml:space="preserve">, and evaluate. In the next section of the course, you will install Visual Studio Code – the leading coding environment for professionals, and learn to code by writing Python on the Raspberry Pi computer controlling the piRover robot. The focus here </w:t>
-      </w:r>
-      <w:proofErr w:type="gramStart"/>
-      <w:r>
-        <w:rPr>
-          <w:rFonts w:ascii="Segoe UI" w:eastAsia="Times New Roman" w:hAnsi="Segoe UI" w:cs="Segoe UI"/>
-          <w:color w:val="495057"/>
-          <w:kern w:val="0"/>
-          <w:sz w:val="23"/>
-          <w:szCs w:val="23"/>
-          <w14:ligatures w14:val="none"/>
-        </w:rPr>
-        <w:t>is not limited</w:t>
-      </w:r>
-      <w:proofErr w:type="gramEnd"/>
-      <w:r>
-        <w:rPr>
-          <w:rFonts w:ascii="Segoe UI" w:eastAsia="Times New Roman" w:hAnsi="Segoe UI" w:cs="Segoe UI"/>
-          <w:color w:val="495057"/>
-          <w:kern w:val="0"/>
-          <w:sz w:val="23"/>
-          <w:szCs w:val="23"/>
-          <w14:ligatures w14:val="none"/>
-        </w:rPr>
-        <w:t xml:space="preserve"> to the syntax of writing Python but dives deeper to provide foundational knowledge required for professional programmers. The best thing is that </w:t>
-      </w:r>
-      <w:proofErr w:type="gramStart"/>
-      <w:r>
-        <w:rPr>
-          <w:rFonts w:ascii="Segoe UI" w:eastAsia="Times New Roman" w:hAnsi="Segoe UI" w:cs="Segoe UI"/>
-          <w:color w:val="495057"/>
-          <w:kern w:val="0"/>
-          <w:sz w:val="23"/>
-          <w:szCs w:val="23"/>
-          <w14:ligatures w14:val="none"/>
-        </w:rPr>
-        <w:t>it's</w:t>
-      </w:r>
-      <w:proofErr w:type="gramEnd"/>
-      <w:r>
-        <w:rPr>
-          <w:rFonts w:ascii="Segoe UI" w:eastAsia="Times New Roman" w:hAnsi="Segoe UI" w:cs="Segoe UI"/>
-          <w:color w:val="495057"/>
-          <w:kern w:val="0"/>
-          <w:sz w:val="23"/>
-          <w:szCs w:val="23"/>
-          <w14:ligatures w14:val="none"/>
-        </w:rPr>
-        <w:t xml:space="preserve"> fun! You are coding a small robot with physical interactions and requirements that provide clarity and motivation.</w:t>
+        <w:t xml:space="preserve">, and evaluate. In the next section of the course, you will install Visual Studio Code – the leading coding environment for </w:t>
+      </w:r>
+      <w:r>
+        <w:rPr>
+          <w:rFonts w:ascii="Segoe UI" w:eastAsia="Times New Roman" w:hAnsi="Segoe UI" w:cs="Segoe UI"/>
+          <w:color w:val="495057"/>
+          <w:kern w:val="0"/>
+          <w:sz w:val="23"/>
+          <w:szCs w:val="23"/>
+          <w14:ligatures w14:val="none"/>
+        </w:rPr>
+        <w:t>professionals and</w:t>
+      </w:r>
+      <w:r>
+        <w:rPr>
+          <w:rFonts w:ascii="Segoe UI" w:eastAsia="Times New Roman" w:hAnsi="Segoe UI" w:cs="Segoe UI"/>
+          <w:color w:val="495057"/>
+          <w:kern w:val="0"/>
+          <w:sz w:val="23"/>
+          <w:szCs w:val="23"/>
+          <w14:ligatures w14:val="none"/>
+        </w:rPr>
+        <w:t xml:space="preserve"> learn to code by writing Python on the Raspberry Pi computer controlling the piRover robot. The focus here is not limited to the syntax of writing Python but dives deeper to provide foundational knowledge required for professional programmers. The best thing is that it's fun! You are coding a small robot with physical interactions and requirements that provide clarity and motivation.</w:t>
       </w:r>
     </w:p>
     <w:p>
@@ -638,77 +555,7 @@
           <w:szCs w:val="23"/>
           <w14:ligatures w14:val="none"/>
         </w:rPr>
-        <w:t xml:space="preserve"> virtual classes, this one is synchronous, or as NMC calls it “livestream</w:t>
-      </w:r>
-      <w:r>
-        <w:rPr>
-          <w:rFonts w:ascii="Segoe UI" w:eastAsia="Times New Roman" w:hAnsi="Segoe UI" w:cs="Segoe UI"/>
-          <w:color w:val="495057"/>
-          <w:kern w:val="0"/>
-          <w:sz w:val="23"/>
-          <w:szCs w:val="23"/>
-          <w14:ligatures w14:val="none"/>
-        </w:rPr>
-        <w:t>.”</w:t>
-      </w:r>
-      <w:r>
-        <w:rPr>
-          <w:rFonts w:ascii="Segoe UI" w:eastAsia="Times New Roman" w:hAnsi="Segoe UI" w:cs="Segoe UI"/>
-          <w:color w:val="495057"/>
-          <w:kern w:val="0"/>
-          <w:sz w:val="23"/>
-          <w:szCs w:val="23"/>
-          <w14:ligatures w14:val="none"/>
-        </w:rPr>
-        <w:t xml:space="preserve"> This means that while documents, videos, labs, and assignments are available online, you still need to attend a regularly scheduled virtual class session. Currently this </w:t>
-      </w:r>
-      <w:proofErr w:type="gramStart"/>
-      <w:r>
-        <w:rPr>
-          <w:rFonts w:ascii="Segoe UI" w:eastAsia="Times New Roman" w:hAnsi="Segoe UI" w:cs="Segoe UI"/>
-          <w:color w:val="495057"/>
-          <w:kern w:val="0"/>
-          <w:sz w:val="23"/>
-          <w:szCs w:val="23"/>
-          <w14:ligatures w14:val="none"/>
-        </w:rPr>
-        <w:t>is facilitated</w:t>
-      </w:r>
-      <w:proofErr w:type="gramEnd"/>
-      <w:r>
-        <w:rPr>
-          <w:rFonts w:ascii="Segoe UI" w:eastAsia="Times New Roman" w:hAnsi="Segoe UI" w:cs="Segoe UI"/>
-          <w:color w:val="495057"/>
-          <w:kern w:val="0"/>
-          <w:sz w:val="23"/>
-          <w:szCs w:val="23"/>
-          <w14:ligatures w14:val="none"/>
-        </w:rPr>
-        <w:t xml:space="preserve"> by Zoom video conferencing. You </w:t>
-      </w:r>
-      <w:proofErr w:type="gramStart"/>
-      <w:r>
-        <w:rPr>
-          <w:rFonts w:ascii="Segoe UI" w:eastAsia="Times New Roman" w:hAnsi="Segoe UI" w:cs="Segoe UI"/>
-          <w:color w:val="495057"/>
-          <w:kern w:val="0"/>
-          <w:sz w:val="23"/>
-          <w:szCs w:val="23"/>
-          <w14:ligatures w14:val="none"/>
-        </w:rPr>
-        <w:t>are required</w:t>
-      </w:r>
-      <w:proofErr w:type="gramEnd"/>
-      <w:r>
-        <w:rPr>
-          <w:rFonts w:ascii="Segoe UI" w:eastAsia="Times New Roman" w:hAnsi="Segoe UI" w:cs="Segoe UI"/>
-          <w:color w:val="495057"/>
-          <w:kern w:val="0"/>
-          <w:sz w:val="23"/>
-          <w:szCs w:val="23"/>
-          <w14:ligatures w14:val="none"/>
-        </w:rPr>
-        <w:t xml:space="preserve"> to attend, and you must participate. We are emulating a virtual development team, and crucial lessons and insights are gained as you </w:t>
+        <w:t xml:space="preserve"> virtual classes, this one is synchronous, or as NMC calls it “livestream.” This means that while documents, videos, labs, and assignments are available online, you still need to attend a regularly scheduled virtual class session. Currently this is facilitated by Zoom video conferencing. You are required to attend, and you must participate. We are emulating a virtual development team, and crucial lessons and insights are gained as you </w:t>
       </w:r>
       <w:proofErr w:type="gramStart"/>
       <w:r>
@@ -782,42 +629,7 @@
           <w:szCs w:val="23"/>
           <w14:ligatures w14:val="none"/>
         </w:rPr>
-        <w:t xml:space="preserve">Each student receives a piRover kit as part of the class. The cost of this kit </w:t>
-      </w:r>
-      <w:proofErr w:type="gramStart"/>
-      <w:r>
-        <w:rPr>
-          <w:rFonts w:ascii="Segoe UI" w:eastAsia="Times New Roman" w:hAnsi="Segoe UI" w:cs="Segoe UI"/>
-          <w:color w:val="495057"/>
-          <w:kern w:val="0"/>
-          <w:sz w:val="23"/>
-          <w:szCs w:val="23"/>
-          <w14:ligatures w14:val="none"/>
-        </w:rPr>
-        <w:t>is</w:t>
-      </w:r>
-      <w:r>
-        <w:rPr>
-          <w:rFonts w:ascii="Segoe UI" w:eastAsia="Times New Roman" w:hAnsi="Segoe UI" w:cs="Segoe UI"/>
-          <w:color w:val="495057"/>
-          <w:kern w:val="0"/>
-          <w:sz w:val="23"/>
-          <w:szCs w:val="23"/>
-          <w14:ligatures w14:val="none"/>
-        </w:rPr>
-        <w:t xml:space="preserve"> included</w:t>
-      </w:r>
-      <w:proofErr w:type="gramEnd"/>
-      <w:r>
-        <w:rPr>
-          <w:rFonts w:ascii="Segoe UI" w:eastAsia="Times New Roman" w:hAnsi="Segoe UI" w:cs="Segoe UI"/>
-          <w:color w:val="495057"/>
-          <w:kern w:val="0"/>
-          <w:sz w:val="23"/>
-          <w:szCs w:val="23"/>
-          <w14:ligatures w14:val="none"/>
-        </w:rPr>
-        <w:t xml:space="preserve"> in the course tuition and fees. It is yours to keep. The kit includes.</w:t>
+        <w:t>Each student receives a piRover kit as part of the class. The cost of this kit is included in the course tuition and fees. It is yours to keep. The kit includes.</w:t>
       </w:r>
     </w:p>
     <w:p>
@@ -887,18 +699,7 @@
           <w:szCs w:val="23"/>
           <w14:ligatures w14:val="none"/>
         </w:rPr>
-        <w:t xml:space="preserve">Raspberry Pi 4 4G single board computer kit – includes Pi, microSD card, and power </w:t>
-      </w:r>
-      <w:r>
-        <w:rPr>
-          <w:rFonts w:ascii="Segoe UI" w:eastAsia="Times New Roman" w:hAnsi="Segoe UI" w:cs="Segoe UI"/>
-          <w:color w:val="495057"/>
-          <w:kern w:val="0"/>
-          <w:sz w:val="23"/>
-          <w:szCs w:val="23"/>
-          <w14:ligatures w14:val="none"/>
-        </w:rPr>
-        <w:t>supply.</w:t>
+        <w:t>Raspberry Pi 4 4G single board computer kit – includes Pi, microSD card, and power supply.</w:t>
       </w:r>
     </w:p>
     <w:p>
@@ -1004,29 +805,7 @@
           <w:szCs w:val="23"/>
           <w14:ligatures w14:val="none"/>
         </w:rPr>
-        <w:t xml:space="preserve">Workstation – PC or Mac workstation or laptop with administration privileges enabling software </w:t>
-      </w:r>
-      <w:r>
-        <w:rPr>
-          <w:rFonts w:ascii="Segoe UI" w:eastAsia="Times New Roman" w:hAnsi="Segoe UI" w:cs="Segoe UI"/>
-          <w:color w:val="495057"/>
-          <w:kern w:val="0"/>
-          <w:sz w:val="23"/>
-          <w:szCs w:val="23"/>
-          <w14:ligatures w14:val="none"/>
-        </w:rPr>
-        <w:t>installation</w:t>
-      </w:r>
-      <w:r>
-        <w:rPr>
-          <w:rFonts w:ascii="Segoe UI" w:eastAsia="Times New Roman" w:hAnsi="Segoe UI" w:cs="Segoe UI"/>
-          <w:color w:val="495057"/>
-          <w:kern w:val="0"/>
-          <w:sz w:val="23"/>
-          <w:szCs w:val="23"/>
-          <w14:ligatures w14:val="none"/>
-        </w:rPr>
-        <w:t>.</w:t>
+        <w:t>Workstation – PC or Mac workstation or laptop with administration privileges enabling software installation.</w:t>
       </w:r>
     </w:p>
     <w:p>
@@ -1054,31 +833,7 @@
           <w:szCs w:val="23"/>
           <w14:ligatures w14:val="none"/>
         </w:rPr>
-        <w:t xml:space="preserve">Both Ethernet and Wi-Fi networks </w:t>
-      </w:r>
-      <w:proofErr w:type="gramStart"/>
-      <w:r>
-        <w:rPr>
-          <w:rFonts w:ascii="Segoe UI" w:eastAsia="Times New Roman" w:hAnsi="Segoe UI" w:cs="Segoe UI"/>
-          <w:color w:val="495057"/>
-          <w:kern w:val="0"/>
-          <w:sz w:val="23"/>
-          <w:szCs w:val="23"/>
-          <w14:ligatures w14:val="none"/>
-        </w:rPr>
-        <w:t>are required</w:t>
-      </w:r>
-      <w:proofErr w:type="gramEnd"/>
-      <w:r>
-        <w:rPr>
-          <w:rFonts w:ascii="Segoe UI" w:eastAsia="Times New Roman" w:hAnsi="Segoe UI" w:cs="Segoe UI"/>
-          <w:color w:val="495057"/>
-          <w:kern w:val="0"/>
-          <w:sz w:val="23"/>
-          <w:szCs w:val="23"/>
-          <w14:ligatures w14:val="none"/>
-        </w:rPr>
-        <w:t>. This enables you to connect to your robot while participating in the Zoom session. A network connection (Ethernet) is typically available on workstations but many laptops require a </w:t>
+        <w:t>Both Ethernet and Wi-Fi networks are required. This enables you to connect to your robot while participating in the Zoom session. A network connection (Ethernet) is typically available on workstations but many laptops require a </w:t>
       </w:r>
       <w:hyperlink r:id="rId6" w:tgtFrame="_blank" w:history="1">
         <w:r>
@@ -1234,29 +989,7 @@
           <w:szCs w:val="23"/>
           <w14:ligatures w14:val="none"/>
         </w:rPr>
-        <w:t xml:space="preserve"> is required during virtual meetings and is on during class time. Additionally, the </w:t>
-      </w:r>
-      <w:r>
-        <w:rPr>
-          <w:rFonts w:ascii="Segoe UI" w:eastAsia="Times New Roman" w:hAnsi="Segoe UI" w:cs="Segoe UI"/>
-          <w:color w:val="495057"/>
-          <w:kern w:val="0"/>
-          <w:sz w:val="23"/>
-          <w:szCs w:val="23"/>
-          <w14:ligatures w14:val="none"/>
-        </w:rPr>
-        <w:t>camera</w:t>
-      </w:r>
-      <w:r>
-        <w:rPr>
-          <w:rFonts w:ascii="Segoe UI" w:eastAsia="Times New Roman" w:hAnsi="Segoe UI" w:cs="Segoe UI"/>
-          <w:color w:val="495057"/>
-          <w:kern w:val="0"/>
-          <w:sz w:val="23"/>
-          <w:szCs w:val="23"/>
-          <w14:ligatures w14:val="none"/>
-        </w:rPr>
-        <w:t xml:space="preserve"> works well for capturing required build images and assisting with virtual troubleshooting with the instructor.</w:t>
+        <w:t> is required during virtual meetings and is on during class time. Additionally, the camera works well for capturing required build images and assisting with virtual troubleshooting with the instructor.</w:t>
       </w:r>
     </w:p>
     <w:p>
@@ -1286,19 +1019,17 @@
         </w:rPr>
         <w:t xml:space="preserve">If you do not have a workstation with the required connections or microphone and camera, please plan </w:t>
       </w:r>
-      <w:proofErr w:type="gramStart"/>
-      <w:r>
-        <w:rPr>
-          <w:rFonts w:ascii="Segoe UI" w:eastAsia="Times New Roman" w:hAnsi="Segoe UI" w:cs="Segoe UI"/>
-          <w:color w:val="495057"/>
-          <w:kern w:val="0"/>
-          <w:sz w:val="23"/>
-          <w:szCs w:val="23"/>
-          <w14:ligatures w14:val="none"/>
-        </w:rPr>
-        <w:t>on attending</w:t>
-      </w:r>
-      <w:proofErr w:type="gramEnd"/>
+      <w:r>
+        <w:rPr>
+          <w:rFonts w:ascii="Segoe UI" w:eastAsia="Times New Roman" w:hAnsi="Segoe UI" w:cs="Segoe UI"/>
+          <w:color w:val="495057"/>
+          <w:kern w:val="0"/>
+          <w:sz w:val="23"/>
+          <w:szCs w:val="23"/>
+          <w14:ligatures w14:val="none"/>
+        </w:rPr>
+        <w:t>to attend</w:t>
+      </w:r>
       <w:r>
         <w:rPr>
           <w:rFonts w:ascii="Segoe UI" w:eastAsia="Times New Roman" w:hAnsi="Segoe UI" w:cs="Segoe UI"/>
@@ -1450,7 +1181,7 @@
 </file>
 
 <file path=word/numbering.xml><?xml version="1.0" encoding="utf-8"?>
-<w:numbering xmlns:wpc="http://schemas.microsoft.com/office/word/2010/wordprocessingCanvas" xmlns:cx="http://schemas.microsoft.com/office/drawing/2014/chartex" xmlns:cx1="http://schemas.microsoft.com/office/drawing/2015/9/8/chartex" xmlns:cx2="http://schemas.microsoft.com/office/drawing/2015/10/21/chartex" xmlns:cx3="http://schemas.microsoft.com/office/drawing/2016/5/9/chartex" xmlns:cx4="http://schemas.microsoft.com/office/drawing/2016/5/10/chartex" xmlns:cx5="http://schemas.microsoft.com/office/drawing/2016/5/11/chartex" xmlns:cx6="http://schemas.microsoft.com/office/drawing/2016/5/12/chartex" xmlns:cx7="http://schemas.microsoft.com/office/drawing/2016/5/13/chartex" xmlns:cx8="http://schemas.microsoft.com/office/drawing/2016/5/14/chartex" xmlns:mc="http://schemas.openxmlformats.org/markup-compatibility/2006" xmlns:aink="http://schemas.microsoft.com/office/drawing/2016/ink" xmlns:am3d="http://schemas.microsoft.com/office/drawing/2017/model3d" xmlns:o="urn:schemas-microsoft-com:office:office" xmlns:oel="http://schemas.microsoft.com/office/2019/extlst" xmlns:r="http://schemas.openxmlformats.org/officeDocument/2006/relationships" xmlns:m="http://schemas.openxmlformats.org/officeDocument/2006/math" xmlns:v="urn:schemas-microsoft-com:vml" xmlns:wp14="http://schemas.microsoft.com/office/word/2010/wordprocessingDrawing" xmlns:wp="http://schemas.openxmlformats.org/drawingml/2006/wordprocessingDrawing" xmlns:w10="urn:schemas-microsoft-com:office:word" xmlns:w="http://schemas.openxmlformats.org/wordprocessingml/2006/main" xmlns:w14="http://schemas.microsoft.com/office/word/2010/wordml" xmlns:w15="http://schemas.microsoft.com/office/word/2012/wordml" xmlns:w16cex="http://schemas.microsoft.com/office/word/2018/wordml/cex" xmlns:w16cid="http://schemas.microsoft.com/office/word/2016/wordml/cid" xmlns:w16="http://schemas.microsoft.com/office/word/2018/wordml" xmlns:w16sdtdh="http://schemas.microsoft.com/office/word/2020/wordml/sdtdatahash" xmlns:w16se="http://schemas.microsoft.com/office/word/2015/wordml/symex" xmlns:wpg="http://schemas.microsoft.com/office/word/2010/wordprocessingGroup" xmlns:wpi="http://schemas.microsoft.com/office/word/2010/wordprocessingInk" xmlns:wne="http://schemas.microsoft.com/office/word/2006/wordml" xmlns:wps="http://schemas.microsoft.com/office/word/2010/wordprocessingShape" mc:Ignorable="w14 w15 w16se w16cid w16 w16cex w16sdtdh wp14">
+<w:numbering xmlns:wpc="http://schemas.microsoft.com/office/word/2010/wordprocessingCanvas" xmlns:cx="http://schemas.microsoft.com/office/drawing/2014/chartex" xmlns:cx1="http://schemas.microsoft.com/office/drawing/2015/9/8/chartex" xmlns:cx2="http://schemas.microsoft.com/office/drawing/2015/10/21/chartex" xmlns:cx3="http://schemas.microsoft.com/office/drawing/2016/5/9/chartex" xmlns:cx4="http://schemas.microsoft.com/office/drawing/2016/5/10/chartex" xmlns:cx5="http://schemas.microsoft.com/office/drawing/2016/5/11/chartex" xmlns:cx6="http://schemas.microsoft.com/office/drawing/2016/5/12/chartex" xmlns:cx7="http://schemas.microsoft.com/office/drawing/2016/5/13/chartex" xmlns:cx8="http://schemas.microsoft.com/office/drawing/2016/5/14/chartex" xmlns:mc="http://schemas.openxmlformats.org/markup-compatibility/2006" xmlns:aink="http://schemas.microsoft.com/office/drawing/2016/ink" xmlns:am3d="http://schemas.microsoft.com/office/drawing/2017/model3d" xmlns:o="urn:schemas-microsoft-com:office:office" xmlns:oel="http://schemas.microsoft.com/office/2019/extlst" xmlns:r="http://schemas.openxmlformats.org/officeDocument/2006/relationships" xmlns:m="http://schemas.openxmlformats.org/officeDocument/2006/math" xmlns:v="urn:schemas-microsoft-com:vml" xmlns:wp14="http://schemas.microsoft.com/office/word/2010/wordprocessingDrawing" xmlns:wp="http://schemas.openxmlformats.org/drawingml/2006/wordprocessingDrawing" xmlns:w10="urn:schemas-microsoft-com:office:word" xmlns:w="http://schemas.openxmlformats.org/wordprocessingml/2006/main" xmlns:w14="http://schemas.microsoft.com/office/word/2010/wordml" xmlns:w15="http://schemas.microsoft.com/office/word/2012/wordml" xmlns:w16cex="http://schemas.microsoft.com/office/word/2018/wordml/cex" xmlns:w16cid="http://schemas.microsoft.com/office/word/2016/wordml/cid" xmlns:w16="http://schemas.microsoft.com/office/word/2018/wordml" xmlns:w16du="http://schemas.microsoft.com/office/word/2023/wordml/word16du" xmlns:w16sdtdh="http://schemas.microsoft.com/office/word/2020/wordml/sdtdatahash" xmlns:w16sdtfl="http://schemas.microsoft.com/office/word/2024/wordml/sdtformatlock" xmlns:w16se="http://schemas.microsoft.com/office/word/2015/wordml/symex" xmlns:wpg="http://schemas.microsoft.com/office/word/2010/wordprocessingGroup" xmlns:wpi="http://schemas.microsoft.com/office/word/2010/wordprocessingInk" xmlns:wne="http://schemas.microsoft.com/office/word/2006/wordml" xmlns:wps="http://schemas.microsoft.com/office/word/2010/wordprocessingShape" mc:Ignorable="w14 w15 w16se w16cid w16 w16cex w16sdtdh w16sdtfl w16du wp14">
   <w:abstractNum w:abstractNumId="0" w15:restartNumberingAfterBreak="0">
     <w:nsid w:val="1CCD1C47"/>
     <w:multiLevelType w:val="multilevel"/>
@@ -1839,7 +1570,7 @@
 </file>
 
 <file path=word/styles.xml><?xml version="1.0" encoding="utf-8"?>
-<w:styles xmlns:mc="http://schemas.openxmlformats.org/markup-compatibility/2006" xmlns:r="http://schemas.openxmlformats.org/officeDocument/2006/relationships" xmlns:w="http://schemas.openxmlformats.org/wordprocessingml/2006/main" xmlns:w14="http://schemas.microsoft.com/office/word/2010/wordml" xmlns:w15="http://schemas.microsoft.com/office/word/2012/wordml" xmlns:w16cex="http://schemas.microsoft.com/office/word/2018/wordml/cex" xmlns:w16cid="http://schemas.microsoft.com/office/word/2016/wordml/cid" xmlns:w16="http://schemas.microsoft.com/office/word/2018/wordml" xmlns:w16sdtdh="http://schemas.microsoft.com/office/word/2020/wordml/sdtdatahash" xmlns:w16se="http://schemas.microsoft.com/office/word/2015/wordml/symex" mc:Ignorable="w14 w15 w16se w16cid w16 w16cex w16sdtdh">
+<w:styles xmlns:mc="http://schemas.openxmlformats.org/markup-compatibility/2006" xmlns:r="http://schemas.openxmlformats.org/officeDocument/2006/relationships" xmlns:w="http://schemas.openxmlformats.org/wordprocessingml/2006/main" xmlns:w14="http://schemas.microsoft.com/office/word/2010/wordml" xmlns:w15="http://schemas.microsoft.com/office/word/2012/wordml" xmlns:w16cex="http://schemas.microsoft.com/office/word/2018/wordml/cex" xmlns:w16cid="http://schemas.microsoft.com/office/word/2016/wordml/cid" xmlns:w16="http://schemas.microsoft.com/office/word/2018/wordml" xmlns:w16du="http://schemas.microsoft.com/office/word/2023/wordml/word16du" xmlns:w16sdtdh="http://schemas.microsoft.com/office/word/2020/wordml/sdtdatahash" xmlns:w16sdtfl="http://schemas.microsoft.com/office/word/2024/wordml/sdtformatlock" xmlns:w16se="http://schemas.microsoft.com/office/word/2015/wordml/symex" mc:Ignorable="w14 w15 w16se w16cid w16 w16cex w16sdtdh w16sdtfl w16du">
   <w:docDefaults>
     <w:rPrDefault>
       <w:rPr>
